--- a/Knowledge/3-Work knowledge/1-Software Engineering/1-Software Engineering Fundamentals/5-My Source/4-Networks Devices/3-Types of Modems/2-DSL Modem.docx
+++ b/Knowledge/3-Work knowledge/1-Software Engineering/1-Software Engineering Fundamentals/5-My Source/4-Networks Devices/3-Types of Modems/2-DSL Modem.docx
@@ -4,80 +4,39 @@
   <w:body>
     <w:p>
       <w:pPr>
-        <w:keepNext/>
-        <w:keepLines/>
-        <w:spacing w:before="360" w:after="80" w:line="276" w:lineRule="auto"/>
-        <w:outlineLvl w:val="0"/>
-        <w:rPr>
-          <w:rFonts w:asciiTheme="majorHAnsi" w:eastAsiaTheme="majorEastAsia" w:hAnsiTheme="majorHAnsi" w:cstheme="majorBidi"/>
-          <w:color w:val="2F5496" w:themeColor="accent1" w:themeShade="BF"/>
-          <w:kern w:val="0"/>
-          <w:sz w:val="40"/>
-          <w:szCs w:val="40"/>
-          <w:lang w:val="en"/>
-          <w14:ligatures w14:val="none"/>
+        <w:pStyle w:val="Heading1"/>
+        <w:rPr>
+          <w:lang w:val="en"/>
         </w:rPr>
       </w:pPr>
       <w:bookmarkStart w:id="0" w:name="_btr6q3wfposv" w:colFirst="0" w:colLast="0"/>
       <w:bookmarkEnd w:id="0"/>
       <w:r>
         <w:rPr>
-          <w:rFonts w:asciiTheme="majorHAnsi" w:eastAsiaTheme="majorEastAsia" w:hAnsiTheme="majorHAnsi" w:cstheme="majorBidi"/>
-          <w:color w:val="2F5496" w:themeColor="accent1" w:themeShade="BF"/>
-          <w:kern w:val="0"/>
-          <w:sz w:val="40"/>
-          <w:szCs w:val="40"/>
-          <w:lang w:val="en"/>
-          <w14:ligatures w14:val="none"/>
+          <w:lang w:val="en"/>
         </w:rPr>
         <w:t>DSL Modem</w:t>
       </w:r>
     </w:p>
     <w:p>
       <w:pPr>
-        <w:keepNext/>
-        <w:keepLines/>
-        <w:spacing w:before="160" w:after="80" w:line="276" w:lineRule="auto"/>
-        <w:outlineLvl w:val="1"/>
-        <w:rPr>
-          <w:rFonts w:asciiTheme="majorHAnsi" w:eastAsiaTheme="majorEastAsia" w:hAnsiTheme="majorHAnsi" w:cstheme="majorBidi"/>
-          <w:b/>
-          <w:bCs/>
-          <w:color w:val="000000"/>
-          <w:kern w:val="0"/>
-          <w:sz w:val="26"/>
-          <w:szCs w:val="26"/>
-          <w:lang w:val="en"/>
-          <w14:ligatures w14:val="none"/>
+        <w:pStyle w:val="Heading2"/>
+        <w:rPr>
+          <w:lang w:val="en"/>
         </w:rPr>
       </w:pPr>
       <w:bookmarkStart w:id="1" w:name="_iuidb1w6vqqo" w:colFirst="0" w:colLast="0"/>
       <w:bookmarkEnd w:id="1"/>
       <w:r>
         <w:rPr>
-          <w:rFonts w:ascii="Segoe UI Emoji" w:eastAsiaTheme="majorEastAsia" w:hAnsi="Segoe UI Emoji" w:cs="Segoe UI Emoji"/>
-          <w:b/>
-          <w:bCs/>
-          <w:color w:val="000000"/>
-          <w:kern w:val="0"/>
-          <w:sz w:val="26"/>
-          <w:szCs w:val="26"/>
-          <w:lang w:val="en"/>
-          <w14:ligatures w14:val="none"/>
+          <w:rFonts w:ascii="Segoe UI Emoji" w:hAnsi="Segoe UI Emoji" w:cs="Segoe UI Emoji"/>
+          <w:lang w:val="en"/>
         </w:rPr>
         <w:t>📞</w:t>
       </w:r>
       <w:r>
         <w:rPr>
-          <w:rFonts w:asciiTheme="majorHAnsi" w:eastAsiaTheme="majorEastAsia" w:hAnsiTheme="majorHAnsi" w:cstheme="majorBidi"/>
-          <w:b/>
-          <w:bCs/>
-          <w:color w:val="000000"/>
-          <w:kern w:val="0"/>
-          <w:sz w:val="26"/>
-          <w:szCs w:val="26"/>
-          <w:lang w:val="en"/>
-          <w14:ligatures w14:val="none"/>
+          <w:lang w:val="en"/>
         </w:rPr>
         <w:t xml:space="preserve"> What is a DSL Modem?</w:t>
       </w:r>
@@ -119,6 +78,7 @@
         </w:rPr>
         <w:t xml:space="preserve">: </w:t>
       </w:r>
+      <w:proofErr w:type="spellStart"/>
       <w:r>
         <w:rPr>
           <w:rFonts w:ascii="Arial" w:eastAsia="Arial" w:hAnsi="Arial" w:cs="Arial"/>
@@ -130,7 +90,21 @@
           <w:lang w:val="en"/>
           <w14:ligatures w14:val="none"/>
         </w:rPr>
-        <w:t>Chatgpt (GPT</w:t>
+        <w:t>Chatgpt</w:t>
+      </w:r>
+      <w:proofErr w:type="spellEnd"/>
+      <w:r>
+        <w:rPr>
+          <w:rFonts w:ascii="Arial" w:eastAsia="Arial" w:hAnsi="Arial" w:cs="Arial"/>
+          <w:b/>
+          <w:kern w:val="0"/>
+          <w:sz w:val="22"/>
+          <w:szCs w:val="22"/>
+          <w:highlight w:val="darkGray"/>
+          <w:lang w:val="en"/>
+          <w14:ligatures w14:val="none"/>
+        </w:rPr>
+        <w:t xml:space="preserve"> (GPT</w:t>
       </w:r>
       <w:r>
         <w:rPr>
@@ -297,49 +271,23 @@
     </w:p>
     <w:p>
       <w:pPr>
-        <w:keepNext/>
-        <w:keepLines/>
-        <w:spacing w:before="160" w:after="80" w:line="276" w:lineRule="auto"/>
-        <w:outlineLvl w:val="1"/>
-        <w:rPr>
-          <w:rFonts w:asciiTheme="majorHAnsi" w:eastAsiaTheme="majorEastAsia" w:hAnsiTheme="majorHAnsi" w:cstheme="majorBidi"/>
-          <w:b/>
-          <w:bCs/>
-          <w:color w:val="000000"/>
-          <w:kern w:val="0"/>
-          <w:sz w:val="26"/>
-          <w:szCs w:val="26"/>
-          <w:lang w:val="en"/>
-          <w14:ligatures w14:val="none"/>
+        <w:pStyle w:val="Heading2"/>
+        <w:rPr>
+          <w:lang w:val="en"/>
         </w:rPr>
       </w:pPr>
       <w:bookmarkStart w:id="2" w:name="_jeqqpbxfqtc6" w:colFirst="0" w:colLast="0"/>
       <w:bookmarkEnd w:id="2"/>
       <w:r>
         <w:rPr>
-          <w:rFonts w:ascii="Segoe UI Emoji" w:eastAsiaTheme="majorEastAsia" w:hAnsi="Segoe UI Emoji" w:cs="Segoe UI Emoji"/>
-          <w:b/>
-          <w:bCs/>
-          <w:color w:val="000000"/>
-          <w:kern w:val="0"/>
-          <w:sz w:val="26"/>
-          <w:szCs w:val="26"/>
-          <w:lang w:val="en"/>
-          <w14:ligatures w14:val="none"/>
+          <w:rFonts w:ascii="Segoe UI Emoji" w:hAnsi="Segoe UI Emoji" w:cs="Segoe UI Emoji"/>
+          <w:lang w:val="en"/>
         </w:rPr>
         <w:t>🔄</w:t>
       </w:r>
       <w:r>
         <w:rPr>
-          <w:rFonts w:asciiTheme="majorHAnsi" w:eastAsiaTheme="majorEastAsia" w:hAnsiTheme="majorHAnsi" w:cstheme="majorBidi"/>
-          <w:b/>
-          <w:bCs/>
-          <w:color w:val="000000"/>
-          <w:kern w:val="0"/>
-          <w:sz w:val="26"/>
-          <w:szCs w:val="26"/>
-          <w:lang w:val="en"/>
-          <w14:ligatures w14:val="none"/>
+          <w:lang w:val="en"/>
         </w:rPr>
         <w:t xml:space="preserve"> What Does a DSL Modem Do?</w:t>
       </w:r>
@@ -381,6 +329,7 @@
         </w:rPr>
         <w:t xml:space="preserve">: </w:t>
       </w:r>
+      <w:proofErr w:type="spellStart"/>
       <w:r>
         <w:rPr>
           <w:rFonts w:ascii="Arial" w:eastAsia="Arial" w:hAnsi="Arial" w:cs="Arial"/>
@@ -392,7 +341,21 @@
           <w:lang w:val="en"/>
           <w14:ligatures w14:val="none"/>
         </w:rPr>
-        <w:t>Chatgpt (GPT</w:t>
+        <w:t>Chatgpt</w:t>
+      </w:r>
+      <w:proofErr w:type="spellEnd"/>
+      <w:r>
+        <w:rPr>
+          <w:rFonts w:ascii="Arial" w:eastAsia="Arial" w:hAnsi="Arial" w:cs="Arial"/>
+          <w:b/>
+          <w:kern w:val="0"/>
+          <w:sz w:val="22"/>
+          <w:szCs w:val="22"/>
+          <w:highlight w:val="darkGray"/>
+          <w:lang w:val="en"/>
+          <w14:ligatures w14:val="none"/>
+        </w:rPr>
+        <w:t xml:space="preserve"> (GPT</w:t>
       </w:r>
       <w:r>
         <w:rPr>
@@ -605,49 +568,23 @@
     </w:p>
     <w:p>
       <w:pPr>
-        <w:keepNext/>
-        <w:keepLines/>
-        <w:spacing w:before="160" w:after="80" w:line="276" w:lineRule="auto"/>
-        <w:outlineLvl w:val="1"/>
-        <w:rPr>
-          <w:rFonts w:asciiTheme="majorHAnsi" w:eastAsiaTheme="majorEastAsia" w:hAnsiTheme="majorHAnsi" w:cstheme="majorBidi"/>
-          <w:b/>
-          <w:bCs/>
-          <w:color w:val="000000"/>
-          <w:kern w:val="0"/>
-          <w:sz w:val="26"/>
-          <w:szCs w:val="26"/>
-          <w:lang w:val="en"/>
-          <w14:ligatures w14:val="none"/>
+        <w:pStyle w:val="Heading2"/>
+        <w:rPr>
+          <w:lang w:val="en"/>
         </w:rPr>
       </w:pPr>
       <w:bookmarkStart w:id="3" w:name="_70amhchli2og" w:colFirst="0" w:colLast="0"/>
       <w:bookmarkEnd w:id="3"/>
       <w:r>
         <w:rPr>
-          <w:rFonts w:ascii="Segoe UI Emoji" w:eastAsiaTheme="majorEastAsia" w:hAnsi="Segoe UI Emoji" w:cs="Segoe UI Emoji"/>
-          <w:b/>
-          <w:bCs/>
-          <w:color w:val="000000"/>
-          <w:kern w:val="0"/>
-          <w:sz w:val="26"/>
-          <w:szCs w:val="26"/>
-          <w:lang w:val="en"/>
-          <w14:ligatures w14:val="none"/>
+          <w:rFonts w:ascii="Segoe UI Emoji" w:hAnsi="Segoe UI Emoji" w:cs="Segoe UI Emoji"/>
+          <w:lang w:val="en"/>
         </w:rPr>
         <w:t>🧱</w:t>
       </w:r>
       <w:r>
         <w:rPr>
-          <w:rFonts w:asciiTheme="majorHAnsi" w:eastAsiaTheme="majorEastAsia" w:hAnsiTheme="majorHAnsi" w:cstheme="majorBidi"/>
-          <w:b/>
-          <w:bCs/>
-          <w:color w:val="000000"/>
-          <w:kern w:val="0"/>
-          <w:sz w:val="26"/>
-          <w:szCs w:val="26"/>
-          <w:lang w:val="en"/>
-          <w14:ligatures w14:val="none"/>
+          <w:lang w:val="en"/>
         </w:rPr>
         <w:t xml:space="preserve"> DSL Modem Network Diagram</w:t>
       </w:r>
@@ -689,6 +626,7 @@
         </w:rPr>
         <w:t xml:space="preserve">: </w:t>
       </w:r>
+      <w:proofErr w:type="spellStart"/>
       <w:r>
         <w:rPr>
           <w:rFonts w:ascii="Arial" w:eastAsia="Arial" w:hAnsi="Arial" w:cs="Arial"/>
@@ -700,7 +638,21 @@
           <w:lang w:val="en"/>
           <w14:ligatures w14:val="none"/>
         </w:rPr>
-        <w:t>Chatgpt (GPT</w:t>
+        <w:t>Chatgpt</w:t>
+      </w:r>
+      <w:proofErr w:type="spellEnd"/>
+      <w:r>
+        <w:rPr>
+          <w:rFonts w:ascii="Arial" w:eastAsia="Arial" w:hAnsi="Arial" w:cs="Arial"/>
+          <w:b/>
+          <w:kern w:val="0"/>
+          <w:sz w:val="22"/>
+          <w:szCs w:val="22"/>
+          <w:highlight w:val="darkGray"/>
+          <w:lang w:val="en"/>
+          <w14:ligatures w14:val="none"/>
+        </w:rPr>
+        <w:t xml:space="preserve"> (GPT</w:t>
       </w:r>
       <w:r>
         <w:rPr>
@@ -973,6 +925,7 @@
           <w:lang w:val="en"/>
           <w14:ligatures w14:val="none"/>
         </w:rPr>
+        <w:lastRenderedPageBreak/>
         <w:t xml:space="preserve">     [PCs / Phones / Wi-Fi Devices]</w:t>
       </w:r>
     </w:p>
@@ -1097,49 +1050,23 @@
     </w:p>
     <w:p>
       <w:pPr>
-        <w:keepNext/>
-        <w:keepLines/>
-        <w:spacing w:before="160" w:after="80" w:line="276" w:lineRule="auto"/>
-        <w:outlineLvl w:val="1"/>
-        <w:rPr>
-          <w:rFonts w:asciiTheme="majorHAnsi" w:eastAsiaTheme="majorEastAsia" w:hAnsiTheme="majorHAnsi" w:cstheme="majorBidi"/>
-          <w:b/>
-          <w:bCs/>
-          <w:color w:val="000000"/>
-          <w:kern w:val="0"/>
-          <w:sz w:val="26"/>
-          <w:szCs w:val="26"/>
-          <w:lang w:val="en"/>
-          <w14:ligatures w14:val="none"/>
+        <w:pStyle w:val="Heading2"/>
+        <w:rPr>
+          <w:lang w:val="en"/>
         </w:rPr>
       </w:pPr>
       <w:bookmarkStart w:id="4" w:name="_43p9i4ewrt32" w:colFirst="0" w:colLast="0"/>
       <w:bookmarkEnd w:id="4"/>
       <w:r>
         <w:rPr>
-          <w:rFonts w:ascii="Segoe UI Emoji" w:eastAsiaTheme="majorEastAsia" w:hAnsi="Segoe UI Emoji" w:cs="Segoe UI Emoji"/>
-          <w:b/>
-          <w:bCs/>
-          <w:color w:val="000000"/>
-          <w:kern w:val="0"/>
-          <w:sz w:val="26"/>
-          <w:szCs w:val="26"/>
-          <w:lang w:val="en"/>
-          <w14:ligatures w14:val="none"/>
+          <w:rFonts w:ascii="Segoe UI Emoji" w:hAnsi="Segoe UI Emoji" w:cs="Segoe UI Emoji"/>
+          <w:lang w:val="en"/>
         </w:rPr>
         <w:t>🔌</w:t>
       </w:r>
       <w:r>
         <w:rPr>
-          <w:rFonts w:asciiTheme="majorHAnsi" w:eastAsiaTheme="majorEastAsia" w:hAnsiTheme="majorHAnsi" w:cstheme="majorBidi"/>
-          <w:b/>
-          <w:bCs/>
-          <w:color w:val="000000"/>
-          <w:kern w:val="0"/>
-          <w:sz w:val="26"/>
-          <w:szCs w:val="26"/>
-          <w:lang w:val="en"/>
-          <w14:ligatures w14:val="none"/>
+          <w:lang w:val="en"/>
         </w:rPr>
         <w:t xml:space="preserve"> DSL vs Traditional Dial-Up</w:t>
       </w:r>
@@ -1181,6 +1108,7 @@
         </w:rPr>
         <w:t xml:space="preserve">: </w:t>
       </w:r>
+      <w:proofErr w:type="spellStart"/>
       <w:r>
         <w:rPr>
           <w:rFonts w:ascii="Arial" w:eastAsia="Arial" w:hAnsi="Arial" w:cs="Arial"/>
@@ -1192,7 +1120,21 @@
           <w:lang w:val="en"/>
           <w14:ligatures w14:val="none"/>
         </w:rPr>
-        <w:t>Chatgpt (GPT</w:t>
+        <w:t>Chatgpt</w:t>
+      </w:r>
+      <w:proofErr w:type="spellEnd"/>
+      <w:r>
+        <w:rPr>
+          <w:rFonts w:ascii="Arial" w:eastAsia="Arial" w:hAnsi="Arial" w:cs="Arial"/>
+          <w:b/>
+          <w:kern w:val="0"/>
+          <w:sz w:val="22"/>
+          <w:szCs w:val="22"/>
+          <w:highlight w:val="darkGray"/>
+          <w:lang w:val="en"/>
+          <w14:ligatures w14:val="none"/>
+        </w:rPr>
+        <w:t xml:space="preserve"> (GPT</w:t>
       </w:r>
       <w:r>
         <w:rPr>
@@ -1797,49 +1739,23 @@
     </w:p>
     <w:p>
       <w:pPr>
-        <w:keepNext/>
-        <w:keepLines/>
-        <w:spacing w:before="160" w:after="80" w:line="276" w:lineRule="auto"/>
-        <w:outlineLvl w:val="1"/>
-        <w:rPr>
-          <w:rFonts w:asciiTheme="majorHAnsi" w:eastAsiaTheme="majorEastAsia" w:hAnsiTheme="majorHAnsi" w:cstheme="majorBidi"/>
-          <w:b/>
-          <w:bCs/>
-          <w:color w:val="000000"/>
-          <w:kern w:val="0"/>
-          <w:sz w:val="26"/>
-          <w:szCs w:val="26"/>
-          <w:lang w:val="en"/>
-          <w14:ligatures w14:val="none"/>
+        <w:pStyle w:val="Heading2"/>
+        <w:rPr>
+          <w:lang w:val="en"/>
         </w:rPr>
       </w:pPr>
       <w:bookmarkStart w:id="5" w:name="_clqqg7n27z8d" w:colFirst="0" w:colLast="0"/>
       <w:bookmarkEnd w:id="5"/>
       <w:r>
         <w:rPr>
-          <w:rFonts w:ascii="Segoe UI Emoji" w:eastAsiaTheme="majorEastAsia" w:hAnsi="Segoe UI Emoji" w:cs="Segoe UI Emoji"/>
-          <w:b/>
-          <w:bCs/>
-          <w:color w:val="000000"/>
-          <w:kern w:val="0"/>
-          <w:sz w:val="26"/>
-          <w:szCs w:val="26"/>
-          <w:lang w:val="en"/>
-          <w14:ligatures w14:val="none"/>
+          <w:rFonts w:ascii="Segoe UI Emoji" w:hAnsi="Segoe UI Emoji" w:cs="Segoe UI Emoji"/>
+          <w:lang w:val="en"/>
         </w:rPr>
         <w:t>⚙️</w:t>
       </w:r>
       <w:r>
         <w:rPr>
-          <w:rFonts w:asciiTheme="majorHAnsi" w:eastAsiaTheme="majorEastAsia" w:hAnsiTheme="majorHAnsi" w:cstheme="majorBidi"/>
-          <w:b/>
-          <w:bCs/>
-          <w:color w:val="000000"/>
-          <w:kern w:val="0"/>
-          <w:sz w:val="26"/>
-          <w:szCs w:val="26"/>
-          <w:lang w:val="en"/>
-          <w14:ligatures w14:val="none"/>
+          <w:lang w:val="en"/>
         </w:rPr>
         <w:t xml:space="preserve"> DSL Modem Key Specs</w:t>
       </w:r>
@@ -1881,6 +1797,7 @@
         </w:rPr>
         <w:t xml:space="preserve">: </w:t>
       </w:r>
+      <w:proofErr w:type="spellStart"/>
       <w:r>
         <w:rPr>
           <w:rFonts w:ascii="Arial" w:eastAsia="Arial" w:hAnsi="Arial" w:cs="Arial"/>
@@ -1892,7 +1809,21 @@
           <w:lang w:val="en"/>
           <w14:ligatures w14:val="none"/>
         </w:rPr>
-        <w:t>Chatgpt (GPT</w:t>
+        <w:t>Chatgpt</w:t>
+      </w:r>
+      <w:proofErr w:type="spellEnd"/>
+      <w:r>
+        <w:rPr>
+          <w:rFonts w:ascii="Arial" w:eastAsia="Arial" w:hAnsi="Arial" w:cs="Arial"/>
+          <w:b/>
+          <w:kern w:val="0"/>
+          <w:sz w:val="22"/>
+          <w:szCs w:val="22"/>
+          <w:highlight w:val="darkGray"/>
+          <w:lang w:val="en"/>
+          <w14:ligatures w14:val="none"/>
+        </w:rPr>
+        <w:t xml:space="preserve"> (GPT</w:t>
       </w:r>
       <w:r>
         <w:rPr>
@@ -2399,6 +2330,7 @@
           <w:lang w:val="en"/>
           <w14:ligatures w14:val="none"/>
         </w:rPr>
+        <w:lastRenderedPageBreak/>
         <w:pict w14:anchorId="1EC00D7B">
           <v:rect id="_x0000_i1029" style="width:0;height:1.5pt" o:hralign="center" o:hrstd="t" o:hr="t" fillcolor="#a0a0a0" stroked="f"/>
         </w:pict>
@@ -2406,49 +2338,23 @@
     </w:p>
     <w:p>
       <w:pPr>
-        <w:keepNext/>
-        <w:keepLines/>
-        <w:spacing w:before="160" w:after="80" w:line="276" w:lineRule="auto"/>
-        <w:outlineLvl w:val="1"/>
-        <w:rPr>
-          <w:rFonts w:asciiTheme="majorHAnsi" w:eastAsiaTheme="majorEastAsia" w:hAnsiTheme="majorHAnsi" w:cstheme="majorBidi"/>
-          <w:b/>
-          <w:bCs/>
-          <w:color w:val="000000"/>
-          <w:kern w:val="0"/>
-          <w:sz w:val="26"/>
-          <w:szCs w:val="26"/>
-          <w:lang w:val="en"/>
-          <w14:ligatures w14:val="none"/>
+        <w:pStyle w:val="Heading2"/>
+        <w:rPr>
+          <w:lang w:val="en"/>
         </w:rPr>
       </w:pPr>
       <w:bookmarkStart w:id="6" w:name="_perg8w79tdww" w:colFirst="0" w:colLast="0"/>
       <w:bookmarkEnd w:id="6"/>
       <w:r>
         <w:rPr>
-          <w:rFonts w:ascii="Segoe UI Emoji" w:eastAsiaTheme="majorEastAsia" w:hAnsi="Segoe UI Emoji" w:cs="Segoe UI Emoji"/>
-          <w:b/>
-          <w:bCs/>
-          <w:color w:val="000000"/>
-          <w:kern w:val="0"/>
-          <w:sz w:val="26"/>
-          <w:szCs w:val="26"/>
-          <w:lang w:val="en"/>
-          <w14:ligatures w14:val="none"/>
+          <w:rFonts w:ascii="Segoe UI Emoji" w:hAnsi="Segoe UI Emoji" w:cs="Segoe UI Emoji"/>
+          <w:lang w:val="en"/>
         </w:rPr>
         <w:t>🧪</w:t>
       </w:r>
       <w:r>
         <w:rPr>
-          <w:rFonts w:asciiTheme="majorHAnsi" w:eastAsiaTheme="majorEastAsia" w:hAnsiTheme="majorHAnsi" w:cstheme="majorBidi"/>
-          <w:b/>
-          <w:bCs/>
-          <w:color w:val="000000"/>
-          <w:kern w:val="0"/>
-          <w:sz w:val="26"/>
-          <w:szCs w:val="26"/>
-          <w:lang w:val="en"/>
-          <w14:ligatures w14:val="none"/>
+          <w:lang w:val="en"/>
         </w:rPr>
         <w:t xml:space="preserve"> Types of DSL</w:t>
       </w:r>
@@ -2490,6 +2396,7 @@
         </w:rPr>
         <w:t xml:space="preserve">: </w:t>
       </w:r>
+      <w:proofErr w:type="spellStart"/>
       <w:r>
         <w:rPr>
           <w:rFonts w:ascii="Arial" w:eastAsia="Arial" w:hAnsi="Arial" w:cs="Arial"/>
@@ -2501,7 +2408,21 @@
           <w:lang w:val="en"/>
           <w14:ligatures w14:val="none"/>
         </w:rPr>
-        <w:t>Chatgpt (GPT</w:t>
+        <w:t>Chatgpt</w:t>
+      </w:r>
+      <w:proofErr w:type="spellEnd"/>
+      <w:r>
+        <w:rPr>
+          <w:rFonts w:ascii="Arial" w:eastAsia="Arial" w:hAnsi="Arial" w:cs="Arial"/>
+          <w:b/>
+          <w:kern w:val="0"/>
+          <w:sz w:val="22"/>
+          <w:szCs w:val="22"/>
+          <w:highlight w:val="darkGray"/>
+          <w:lang w:val="en"/>
+          <w14:ligatures w14:val="none"/>
+        </w:rPr>
+        <w:t xml:space="preserve"> (GPT</w:t>
       </w:r>
       <w:r>
         <w:rPr>
@@ -3275,49 +3196,23 @@
     </w:p>
     <w:p>
       <w:pPr>
-        <w:keepNext/>
-        <w:keepLines/>
-        <w:spacing w:before="160" w:after="80" w:line="276" w:lineRule="auto"/>
-        <w:outlineLvl w:val="1"/>
-        <w:rPr>
-          <w:rFonts w:asciiTheme="majorHAnsi" w:eastAsiaTheme="majorEastAsia" w:hAnsiTheme="majorHAnsi" w:cstheme="majorBidi"/>
-          <w:b/>
-          <w:bCs/>
-          <w:color w:val="000000"/>
-          <w:kern w:val="0"/>
-          <w:sz w:val="26"/>
-          <w:szCs w:val="26"/>
-          <w:lang w:val="en"/>
-          <w14:ligatures w14:val="none"/>
+        <w:pStyle w:val="Heading2"/>
+        <w:rPr>
+          <w:lang w:val="en"/>
         </w:rPr>
       </w:pPr>
       <w:bookmarkStart w:id="7" w:name="_vqvingx0ncu3" w:colFirst="0" w:colLast="0"/>
       <w:bookmarkEnd w:id="7"/>
       <w:r>
         <w:rPr>
-          <w:rFonts w:ascii="Segoe UI Emoji" w:eastAsiaTheme="majorEastAsia" w:hAnsi="Segoe UI Emoji" w:cs="Segoe UI Emoji"/>
-          <w:b/>
-          <w:bCs/>
-          <w:color w:val="000000"/>
-          <w:kern w:val="0"/>
-          <w:sz w:val="26"/>
-          <w:szCs w:val="26"/>
-          <w:lang w:val="en"/>
-          <w14:ligatures w14:val="none"/>
+          <w:rFonts w:ascii="Segoe UI Emoji" w:hAnsi="Segoe UI Emoji" w:cs="Segoe UI Emoji"/>
+          <w:lang w:val="en"/>
         </w:rPr>
         <w:t>🆚</w:t>
       </w:r>
       <w:r>
         <w:rPr>
-          <w:rFonts w:asciiTheme="majorHAnsi" w:eastAsiaTheme="majorEastAsia" w:hAnsiTheme="majorHAnsi" w:cstheme="majorBidi"/>
-          <w:b/>
-          <w:bCs/>
-          <w:color w:val="000000"/>
-          <w:kern w:val="0"/>
-          <w:sz w:val="26"/>
-          <w:szCs w:val="26"/>
-          <w:lang w:val="en"/>
-          <w14:ligatures w14:val="none"/>
+          <w:lang w:val="en"/>
         </w:rPr>
         <w:t xml:space="preserve"> DSL Modem vs Cable Modem</w:t>
       </w:r>
@@ -3359,6 +3254,7 @@
         </w:rPr>
         <w:t xml:space="preserve">: </w:t>
       </w:r>
+      <w:proofErr w:type="spellStart"/>
       <w:r>
         <w:rPr>
           <w:rFonts w:ascii="Arial" w:eastAsia="Arial" w:hAnsi="Arial" w:cs="Arial"/>
@@ -3370,7 +3266,21 @@
           <w:lang w:val="en"/>
           <w14:ligatures w14:val="none"/>
         </w:rPr>
-        <w:t>Chatgpt (GPT</w:t>
+        <w:t>Chatgpt</w:t>
+      </w:r>
+      <w:proofErr w:type="spellEnd"/>
+      <w:r>
+        <w:rPr>
+          <w:rFonts w:ascii="Arial" w:eastAsia="Arial" w:hAnsi="Arial" w:cs="Arial"/>
+          <w:b/>
+          <w:kern w:val="0"/>
+          <w:sz w:val="22"/>
+          <w:szCs w:val="22"/>
+          <w:highlight w:val="darkGray"/>
+          <w:lang w:val="en"/>
+          <w14:ligatures w14:val="none"/>
+        </w:rPr>
+        <w:t xml:space="preserve"> (GPT</w:t>
       </w:r>
       <w:r>
         <w:rPr>
@@ -4073,6 +3983,7 @@
           <w:lang w:val="en"/>
           <w14:ligatures w14:val="none"/>
         </w:rPr>
+        <w:lastRenderedPageBreak/>
         <w:pict w14:anchorId="3A3E129D">
           <v:rect id="_x0000_i1031" style="width:0;height:1.5pt" o:hralign="center" o:hrstd="t" o:hr="t" fillcolor="#a0a0a0" stroked="f"/>
         </w:pict>
@@ -4080,20 +3991,9 @@
     </w:p>
     <w:p>
       <w:pPr>
-        <w:keepNext/>
-        <w:keepLines/>
-        <w:spacing w:before="160" w:after="80" w:line="276" w:lineRule="auto"/>
-        <w:outlineLvl w:val="1"/>
-        <w:rPr>
-          <w:rFonts w:asciiTheme="majorHAnsi" w:eastAsiaTheme="majorEastAsia" w:hAnsiTheme="majorHAnsi" w:cstheme="majorBidi"/>
-          <w:b/>
-          <w:bCs/>
-          <w:color w:val="000000"/>
-          <w:kern w:val="0"/>
-          <w:sz w:val="26"/>
-          <w:szCs w:val="26"/>
-          <w:lang w:val="en"/>
-          <w14:ligatures w14:val="none"/>
+        <w:pStyle w:val="Heading2"/>
+        <w:rPr>
+          <w:lang w:val="en"/>
         </w:rPr>
       </w:pPr>
       <w:bookmarkStart w:id="8" w:name="_ivwr0qxzifpx" w:colFirst="0" w:colLast="0"/>
@@ -4101,28 +4001,14 @@
       <w:r>
         <w:rPr>
           <w:rFonts w:ascii="Segoe UI Emoji" w:eastAsia="Arial Unicode MS" w:hAnsi="Segoe UI Emoji" w:cs="Segoe UI Emoji"/>
-          <w:b/>
-          <w:bCs/>
-          <w:color w:val="000000"/>
-          <w:kern w:val="0"/>
-          <w:sz w:val="26"/>
-          <w:szCs w:val="26"/>
-          <w:lang w:val="en"/>
-          <w14:ligatures w14:val="none"/>
+          <w:lang w:val="en"/>
         </w:rPr>
         <w:t>✅</w:t>
       </w:r>
       <w:r>
         <w:rPr>
-          <w:rFonts w:ascii="Arial Unicode MS" w:eastAsia="Arial Unicode MS" w:hAnsi="Arial Unicode MS" w:cs="Arial Unicode MS"/>
-          <w:b/>
-          <w:bCs/>
-          <w:color w:val="000000"/>
-          <w:kern w:val="0"/>
-          <w:sz w:val="26"/>
-          <w:szCs w:val="26"/>
-          <w:lang w:val="en"/>
-          <w14:ligatures w14:val="none"/>
+          <w:rFonts w:eastAsia="Arial Unicode MS"/>
+          <w:lang w:val="en"/>
         </w:rPr>
         <w:t xml:space="preserve"> Summary</w:t>
       </w:r>
@@ -4164,6 +4050,7 @@
         </w:rPr>
         <w:t xml:space="preserve">: </w:t>
       </w:r>
+      <w:proofErr w:type="spellStart"/>
       <w:r>
         <w:rPr>
           <w:rFonts w:ascii="Arial" w:eastAsia="Arial" w:hAnsi="Arial" w:cs="Arial"/>
@@ -4175,7 +4062,21 @@
           <w:lang w:val="en"/>
           <w14:ligatures w14:val="none"/>
         </w:rPr>
-        <w:t>Chatgpt (GPT</w:t>
+        <w:t>Chatgpt</w:t>
+      </w:r>
+      <w:proofErr w:type="spellEnd"/>
+      <w:r>
+        <w:rPr>
+          <w:rFonts w:ascii="Arial" w:eastAsia="Arial" w:hAnsi="Arial" w:cs="Arial"/>
+          <w:b/>
+          <w:kern w:val="0"/>
+          <w:sz w:val="22"/>
+          <w:szCs w:val="22"/>
+          <w:highlight w:val="darkGray"/>
+          <w:lang w:val="en"/>
+          <w14:ligatures w14:val="none"/>
+        </w:rPr>
+        <w:t xml:space="preserve"> (GPT</w:t>
       </w:r>
       <w:r>
         <w:rPr>
@@ -5259,7 +5160,6 @@
     <w:next w:val="Normal"/>
     <w:link w:val="Heading2Char"/>
     <w:uiPriority w:val="9"/>
-    <w:semiHidden/>
     <w:unhideWhenUsed/>
     <w:qFormat/>
     <w:rsid w:val="0027768D"/>
@@ -5476,7 +5376,6 @@
     <w:basedOn w:val="DefaultParagraphFont"/>
     <w:link w:val="Heading2"/>
     <w:uiPriority w:val="9"/>
-    <w:semiHidden/>
     <w:rsid w:val="0027768D"/>
     <w:rPr>
       <w:rFonts w:asciiTheme="majorHAnsi" w:eastAsiaTheme="majorEastAsia" w:hAnsiTheme="majorHAnsi" w:cstheme="majorBidi"/>
